--- a/server/templates/library/mealtime-management-policy/template.docx
+++ b/server/templates/library/mealtime-management-policy/template.docx
@@ -7648,7 +7648,7 @@
               <w:szCs w:val="16"/>
               <w:rtl w:val="0"/>
             </w:rPr>
-            <w:t>The Board of Spring 2 Health Pty Ltd</w:t>
+            <w:t>The Board of {org.legal_name}</w:t>
           </w:r>
           <w:r>
             <w:rPr>
@@ -7979,7 +7979,7 @@
         <w:szCs w:val="28"/>
         <w:rtl w:val="0"/>
       </w:rPr>
-      <w:t>Spring 2 Health ABN 71 665 820 986</w:t>
+      <w:t>{org.name} ABN {org.abn}</w:t>
     </w:r>
   </w:p>
   <w:p>

--- a/server/templates/library/mealtime-management-policy/template.docx
+++ b/server/templates/library/mealtime-management-policy/template.docx
@@ -7964,6 +7964,15 @@
 <w:hdr xmlns:mc="http://schemas.openxmlformats.org/markup-compatibility/2006" xmlns:o="urn:schemas-microsoft-com:office:office" xmlns:r="http://schemas.openxmlformats.org/officeDocument/2006/relationships" xmlns:m="http://schemas.openxmlformats.org/officeDocument/2006/math" xmlns:v="urn:schemas-microsoft-com:vml" xmlns:wp="http://schemas.openxmlformats.org/drawingml/2006/wordprocessingDrawing" xmlns:w10="urn:schemas-microsoft-com:office:word" xmlns:w="http://schemas.openxmlformats.org/wordprocessingml/2006/main" xmlns:wne="http://schemas.microsoft.com/office/word/2006/wordml" xmlns:sl="http://schemas.openxmlformats.org/schemaLibrary/2006/main" xmlns:a="http://schemas.openxmlformats.org/drawingml/2006/main" xmlns:pic="http://schemas.openxmlformats.org/drawingml/2006/picture" xmlns:c="http://schemas.openxmlformats.org/drawingml/2006/chart" xmlns:lc="http://schemas.openxmlformats.org/drawingml/2006/lockedCanvas" xmlns:dgm="http://schemas.openxmlformats.org/drawingml/2006/diagram" xmlns:wps="http://schemas.microsoft.com/office/word/2010/wordprocessingShape" xmlns:wpg="http://schemas.microsoft.com/office/word/2010/wordprocessingGroup" xmlns:w14="http://schemas.microsoft.com/office/word/2010/wordml" xmlns:w15="http://schemas.microsoft.com/office/word/2012/wordml">
   <w:p>
     <w:pPr>
+      <w:spacing w:before="0" w:after="80"/>
+      <w:jc w:val="left"/>
+    </w:pPr>
+    <w:r>
+      <w:t xml:space="preserve">{%org_logo}</w:t>
+    </w:r>
+  </w:p>
+  <w:p>
+    <w:pPr>
       <w:pageBreakBefore w:val="0"/>
       <w:spacing w:after="120" w:lineRule="auto"/>
       <w:rPr>
@@ -8007,6 +8016,15 @@
 
 <file path=word/header2.xml><?xml version="1.0" encoding="utf-8"?>
 <w:hdr xmlns:mc="http://schemas.openxmlformats.org/markup-compatibility/2006" xmlns:o="urn:schemas-microsoft-com:office:office" xmlns:r="http://schemas.openxmlformats.org/officeDocument/2006/relationships" xmlns:m="http://schemas.openxmlformats.org/officeDocument/2006/math" xmlns:v="urn:schemas-microsoft-com:vml" xmlns:wp="http://schemas.openxmlformats.org/drawingml/2006/wordprocessingDrawing" xmlns:w10="urn:schemas-microsoft-com:office:word" xmlns:w="http://schemas.openxmlformats.org/wordprocessingml/2006/main" xmlns:wne="http://schemas.microsoft.com/office/word/2006/wordml" xmlns:sl="http://schemas.openxmlformats.org/schemaLibrary/2006/main" xmlns:a="http://schemas.openxmlformats.org/drawingml/2006/main" xmlns:pic="http://schemas.openxmlformats.org/drawingml/2006/picture" xmlns:c="http://schemas.openxmlformats.org/drawingml/2006/chart" xmlns:lc="http://schemas.openxmlformats.org/drawingml/2006/lockedCanvas" xmlns:dgm="http://schemas.openxmlformats.org/drawingml/2006/diagram" xmlns:wps="http://schemas.microsoft.com/office/word/2010/wordprocessingShape" xmlns:wpg="http://schemas.microsoft.com/office/word/2010/wordprocessingGroup" xmlns:w14="http://schemas.microsoft.com/office/word/2010/wordml" xmlns:w15="http://schemas.microsoft.com/office/word/2012/wordml">
+  <w:p>
+    <w:pPr>
+      <w:spacing w:before="0" w:after="80"/>
+      <w:jc w:val="left"/>
+    </w:pPr>
+    <w:r>
+      <w:t xml:space="preserve">{%org_logo}</w:t>
+    </w:r>
+  </w:p>
   <w:p>
     <w:pPr>
       <w:rPr>

--- a/server/templates/library/mealtime-management-policy/template.docx
+++ b/server/templates/library/mealtime-management-policy/template.docx
@@ -1665,16 +1665,7 @@
           <w:szCs w:val="20"/>
           <w:rtl w:val="0"/>
         </w:rPr>
-        <w:t>{org.name}</w:t>
-      </w:r>
-      <w:r>
-        <w:rPr>
-          <w:color w:val="000000"/>
-          <w:sz w:val="20"/>
-          <w:szCs w:val="20"/>
-          <w:rtl w:val="0"/>
-        </w:rPr>
-        <w:t xml:space="preserve"> is committed to ensuring that Clients requiring mealtime management are identified and receive meals in accordance with their needs and with consideration to their privacy, dignity and personal safety.</w:t>
+        <w:t xml:space="preserve">{org.name} is committed to ensuring that Clients requiring mealtime management are identified and receive meals in accordance with their needs and with consideration to their privacy, dignity and personal safety.</w:t>
       </w:r>
     </w:p>
     <w:p>
@@ -1971,16 +1962,7 @@
           <w:szCs w:val="20"/>
           <w:rtl w:val="0"/>
         </w:rPr>
-        <w:t>Subject</w:t>
-      </w:r>
-      <w:r>
-        <w:rPr>
-          <w:color w:val="000000"/>
-          <w:sz w:val="20"/>
-          <w:szCs w:val="20"/>
-          <w:rtl w:val="0"/>
-        </w:rPr>
-        <w:t xml:space="preserve"> to having first received appropriate training and otherwise being competent, Workers at {org.name} may be required to support a person who requires individual mealtime management. The requirements of this role will be clearly documented in the mealtime management plan that has been developed with and for the Client by a Qualified Health Practitioner that has assessed the Client.</w:t>
+        <w:t xml:space="preserve">Subject to having first received appropriate training and otherwise being competent, Workers at {org.name} may be required to support a person who requires individual mealtime management. The requirements of this role will be clearly documented in the mealtime management plan that has been developed with and for the Client by a Qualified Health Practitioner that has assessed the Client.</w:t>
       </w:r>
     </w:p>
     <w:p>
@@ -2259,7 +2241,7 @@
           <w:szCs w:val="20"/>
           <w:rtl w:val="0"/>
         </w:rPr>
-        <w:t xml:space="preserve">The Policy is supported by the following Procedures which are intended to clarify the responsibilities of the board, Principal, Key Management Personnel, Workers and other persons and make explicit the underlying principles of the Policy. </w:t>
+        <w:t xml:space="preserve">The Policy is supported by the following Procedures which are intended to clarify the responsibilities of Principal, Key Management Personnel, Workers and other persons and make explicit the underlying principles of the Policy. </w:t>
       </w:r>
     </w:p>
     <w:tbl>
@@ -2520,17 +2502,7 @@
                 <w:szCs w:val="20"/>
                 <w:rtl w:val="0"/>
               </w:rPr>
-              <w:t>Subject to first receiving Client consent, e</w:t>
-            </w:r>
-            <w:r>
-              <w:rPr>
-                <w:rFonts w:ascii="Arial" w:cs="Arial" w:eastAsia="Arial" w:hAnsi="Arial"/>
-                <w:color w:val="000000"/>
-                <w:sz w:val="20"/>
-                <w:szCs w:val="20"/>
-                <w:rtl w:val="0"/>
-              </w:rPr>
-              <w:t>nsure each Client that requires mealtime management services and supports from {org.name} has an accurate mealtime management plan (</w:t>
+              <w:t>Subject to first receiving Client consent, ensure each Client that requires mealtime management services and supports from {org.name} has an accurate mealtime management plan (</w:t>
             </w:r>
             <w:r>
               <w:rPr>
@@ -3824,16 +3796,7 @@
                 <w:szCs w:val="20"/>
                 <w:rtl w:val="0"/>
               </w:rPr>
-              <w:t xml:space="preserve">Ensure </w:t>
-            </w:r>
-            <w:r>
-              <w:rPr>
-                <w:rFonts w:ascii="Arial" w:cs="Arial" w:eastAsia="Arial" w:hAnsi="Arial"/>
-                <w:sz w:val="20"/>
-                <w:szCs w:val="20"/>
-                <w:rtl w:val="0"/>
-              </w:rPr>
-              <w:t>Clients receive the appropriate amount of nourishment, which improves their wellbeing outcomes and otherwise in accordance with their Care and Services Plan.</w:t>
+              <w:t xml:space="preserve">Ensure Clients receive the appropriate amount of nourishment, which improves their wellbeing outcomes and otherwise in accordance with their Care and Services Plan.</w:t>
             </w:r>
           </w:p>
           <w:p>
@@ -5429,14 +5392,7 @@
                 <w:rFonts w:ascii="Arial" w:cs="Arial" w:eastAsia="Arial" w:hAnsi="Arial"/>
                 <w:rtl w:val="0"/>
               </w:rPr>
-              <w:t>Stop</w:t>
-            </w:r>
-            <w:r>
-              <w:rPr>
-                <w:rFonts w:ascii="Arial" w:cs="Arial" w:eastAsia="Arial" w:hAnsi="Arial"/>
-                <w:rtl w:val="0"/>
-              </w:rPr>
-              <w:t xml:space="preserve"> feeding immediately and seek nursing attention if the Client experiences these conditions:</w:t>
+              <w:t xml:space="preserve">Stop feeding immediately and seek nursing attention if the Client experiences these conditions:</w:t>
             </w:r>
           </w:p>
           <w:p>
@@ -5634,14 +5590,7 @@
                 <w:rFonts w:ascii="Arial" w:cs="Arial" w:eastAsia="Arial" w:hAnsi="Arial"/>
                 <w:rtl w:val="0"/>
               </w:rPr>
-              <w:t>In</w:t>
-            </w:r>
-            <w:r>
-              <w:rPr>
-                <w:rFonts w:ascii="Arial" w:cs="Arial" w:eastAsia="Arial" w:hAnsi="Arial"/>
-                <w:rtl w:val="0"/>
-              </w:rPr>
-              <w:t xml:space="preserve"> all cases of choking, stay with the client at all times and follow this procedure:</w:t>
+              <w:t xml:space="preserve">In all cases of choking, stay with the client at all times and follow this procedure:</w:t>
             </w:r>
           </w:p>
           <w:p>
@@ -7023,7 +6972,7 @@
                 <w:b w:val="1"/>
                 <w:rtl w:val="0"/>
               </w:rPr>
-              <w:t>The board</w:t>
+              <w:t>The Director</w:t>
             </w:r>
           </w:p>
         </w:tc>
@@ -7261,7 +7210,7 @@
           <w:szCs w:val="20"/>
           <w:rtl w:val="0"/>
         </w:rPr>
-        <w:t>The Board of {org.legal_name}</w:t>
+        <w:t>{org.signatory.name}, Director of {org.legal_name}</w:t>
       </w:r>
       <w:r>
         <w:rPr>

--- a/server/templates/library/mealtime-management-policy/template.docx
+++ b/server/templates/library/mealtime-management-policy/template.docx
@@ -6107,7 +6107,7 @@
                 <w:szCs w:val="20"/>
                 <w:rtl w:val="0"/>
               </w:rPr>
-              <w:t>Conduct an annual survey of all Workers, Clients, their support networks and other stakeholders and ask them to suggest areas for improvement in relation to {org.name}’s application of this Policy including its commitment to best practice service delivery.</w:t>
+              <w:t>Actively seek and welcome feedback from Workers, Clients, their support networks and other stakeholders on an ongoing basis (including through our website) and use it to suggest areas for improvement in relation to {org.name}’s application of this Policy including its commitment to best practice service delivery.</w:t>
             </w:r>
           </w:p>
         </w:tc>

--- a/server/templates/library/mealtime-management-policy/template.docx
+++ b/server/templates/library/mealtime-management-policy/template.docx
@@ -1665,7 +1665,16 @@
           <w:szCs w:val="20"/>
           <w:rtl w:val="0"/>
         </w:rPr>
-        <w:t xml:space="preserve">{org.name} is committed to ensuring that Clients requiring mealtime management are identified and receive meals in accordance with their needs and with consideration to their privacy, dignity and personal safety.</w:t>
+        <w:t>{org.name}</w:t>
+      </w:r>
+      <w:r>
+        <w:rPr>
+          <w:color w:val="000000"/>
+          <w:sz w:val="20"/>
+          <w:szCs w:val="20"/>
+          <w:rtl w:val="0"/>
+        </w:rPr>
+        <w:t xml:space="preserve"> is committed to ensuring that Clients requiring mealtime management are identified and receive meals in accordance with their needs and with consideration to their privacy, dignity and personal safety.</w:t>
       </w:r>
     </w:p>
     <w:p>
@@ -1962,7 +1971,16 @@
           <w:szCs w:val="20"/>
           <w:rtl w:val="0"/>
         </w:rPr>
-        <w:t xml:space="preserve">Subject to having first received appropriate training and otherwise being competent, Workers at {org.name} may be required to support a person who requires individual mealtime management. The requirements of this role will be clearly documented in the mealtime management plan that has been developed with and for the Client by a Qualified Health Practitioner that has assessed the Client.</w:t>
+        <w:t>Subject</w:t>
+      </w:r>
+      <w:r>
+        <w:rPr>
+          <w:color w:val="000000"/>
+          <w:sz w:val="20"/>
+          <w:szCs w:val="20"/>
+          <w:rtl w:val="0"/>
+        </w:rPr>
+        <w:t xml:space="preserve"> to having first received appropriate training and otherwise being competent, Workers at {org.name} may be required to support a person who requires individual mealtime management. The requirements of this role will be clearly documented in the mealtime management plan that has been developed with and for the Client by a Qualified Health Practitioner that has assessed the Client.</w:t>
       </w:r>
     </w:p>
     <w:p>
@@ -2241,7 +2259,7 @@
           <w:szCs w:val="20"/>
           <w:rtl w:val="0"/>
         </w:rPr>
-        <w:t xml:space="preserve">The Policy is supported by the following Procedures which are intended to clarify the responsibilities of Principal, Key Management Personnel, Workers and other persons and make explicit the underlying principles of the Policy. </w:t>
+        <w:t xml:space="preserve">The Policy is supported by the following Procedures which are intended to clarify the responsibilities of the board, Principal, Key Management Personnel, Workers and other persons and make explicit the underlying principles of the Policy. </w:t>
       </w:r>
     </w:p>
     <w:tbl>
@@ -2502,7 +2520,17 @@
                 <w:szCs w:val="20"/>
                 <w:rtl w:val="0"/>
               </w:rPr>
-              <w:t>Subject to first receiving Client consent, ensure each Client that requires mealtime management services and supports from {org.name} has an accurate mealtime management plan (</w:t>
+              <w:t>Subject to first receiving Client consent, e</w:t>
+            </w:r>
+            <w:r>
+              <w:rPr>
+                <w:rFonts w:ascii="Arial" w:cs="Arial" w:eastAsia="Arial" w:hAnsi="Arial"/>
+                <w:color w:val="000000"/>
+                <w:sz w:val="20"/>
+                <w:szCs w:val="20"/>
+                <w:rtl w:val="0"/>
+              </w:rPr>
+              <w:t>nsure each Client that requires mealtime management services and supports from {org.name} has an accurate mealtime management plan (</w:t>
             </w:r>
             <w:r>
               <w:rPr>
@@ -3796,7 +3824,16 @@
                 <w:szCs w:val="20"/>
                 <w:rtl w:val="0"/>
               </w:rPr>
-              <w:t xml:space="preserve">Ensure Clients receive the appropriate amount of nourishment, which improves their wellbeing outcomes and otherwise in accordance with their Care and Services Plan.</w:t>
+              <w:t xml:space="preserve">Ensure </w:t>
+            </w:r>
+            <w:r>
+              <w:rPr>
+                <w:rFonts w:ascii="Arial" w:cs="Arial" w:eastAsia="Arial" w:hAnsi="Arial"/>
+                <w:sz w:val="20"/>
+                <w:szCs w:val="20"/>
+                <w:rtl w:val="0"/>
+              </w:rPr>
+              <w:t>Clients receive the appropriate amount of nourishment, which improves their wellbeing outcomes and otherwise in accordance with their Care and Services Plan.</w:t>
             </w:r>
           </w:p>
           <w:p>
@@ -5392,7 +5429,14 @@
                 <w:rFonts w:ascii="Arial" w:cs="Arial" w:eastAsia="Arial" w:hAnsi="Arial"/>
                 <w:rtl w:val="0"/>
               </w:rPr>
-              <w:t xml:space="preserve">Stop feeding immediately and seek nursing attention if the Client experiences these conditions:</w:t>
+              <w:t>Stop</w:t>
+            </w:r>
+            <w:r>
+              <w:rPr>
+                <w:rFonts w:ascii="Arial" w:cs="Arial" w:eastAsia="Arial" w:hAnsi="Arial"/>
+                <w:rtl w:val="0"/>
+              </w:rPr>
+              <w:t xml:space="preserve"> feeding immediately and seek nursing attention if the Client experiences these conditions:</w:t>
             </w:r>
           </w:p>
           <w:p>
@@ -5590,7 +5634,14 @@
                 <w:rFonts w:ascii="Arial" w:cs="Arial" w:eastAsia="Arial" w:hAnsi="Arial"/>
                 <w:rtl w:val="0"/>
               </w:rPr>
-              <w:t xml:space="preserve">In all cases of choking, stay with the client at all times and follow this procedure:</w:t>
+              <w:t>In</w:t>
+            </w:r>
+            <w:r>
+              <w:rPr>
+                <w:rFonts w:ascii="Arial" w:cs="Arial" w:eastAsia="Arial" w:hAnsi="Arial"/>
+                <w:rtl w:val="0"/>
+              </w:rPr>
+              <w:t xml:space="preserve"> all cases of choking, stay with the client at all times and follow this procedure:</w:t>
             </w:r>
           </w:p>
           <w:p>
@@ -6107,7 +6158,7 @@
                 <w:szCs w:val="20"/>
                 <w:rtl w:val="0"/>
               </w:rPr>
-              <w:t>Actively seek and welcome feedback from Workers, Clients, their support networks and other stakeholders on an ongoing basis (including through our website) and use it to suggest areas for improvement in relation to {org.name}’s application of this Policy including its commitment to best practice service delivery.</w:t>
+              <w:t>Conduct an annual survey of all Workers, Clients, their support networks and other stakeholders and ask them to suggest areas for improvement in relation to {org.name}’s application of this Policy including its commitment to best practice service delivery.</w:t>
             </w:r>
           </w:p>
         </w:tc>
@@ -6972,7 +7023,7 @@
                 <w:b w:val="1"/>
                 <w:rtl w:val="0"/>
               </w:rPr>
-              <w:t>The Director</w:t>
+              <w:t>The board</w:t>
             </w:r>
           </w:p>
         </w:tc>
@@ -7210,7 +7261,7 @@
           <w:szCs w:val="20"/>
           <w:rtl w:val="0"/>
         </w:rPr>
-        <w:t>{org.signatory.name}, Director of {org.legal_name}</w:t>
+        <w:t>The Board of {org.legal_name}</w:t>
       </w:r>
       <w:r>
         <w:rPr>
